--- a/docs/ba/frs/frs.vi.docx
+++ b/docs/ba/frs/frs.vi.docx
@@ -45,7 +45,7 @@
         <w:jc w:val="center"/>
       </w:pPr>
       <w:r>
-        <w:t>Trạng thái: Draft v1.5</w:t>
+        <w:t>Trạng thái: Draft v1.6</w:t>
       </w:r>
     </w:p>
     <w:p>
@@ -53,7 +53,7 @@
         <w:jc w:val="center"/>
       </w:pPr>
       <w:r>
-        <w:t>Cập nhật lần cuối: 2026-07-22</w:t>
+        <w:t>Cập nhật lần cuối: 2026-07-24</w:t>
       </w:r>
     </w:p>
     <w:p>
@@ -71,7 +71,7 @@
     </w:p>
     <w:p>
       <w:r>
-        <w:t>Phong cách tài liệu: SAP490 hybrid, ưu tiên functional detail, aligned với BRD v1.5 và SRS v1.4</w:t>
+        <w:t>Phong cách tài liệu: SAP490 hybrid, ưu tiên functional detail, aligned với BRD v1.6 và SRS v1.5</w:t>
       </w:r>
     </w:p>
     <w:p>
@@ -818,6 +818,110 @@
                 <w:sz w:val="18"/>
               </w:rPr>
               <w:t>Đồng bộ authentication/session, dữ liệu/storage shared QA, email outbox bất đồng bộ và AI audit có human review với baseline implementation hiện tại.</w:t>
+            </w:r>
+          </w:p>
+        </w:tc>
+        <w:tc>
+          <w:tcPr>
+            <w:tcW w:type="dxa" w:w="1662"/>
+            <w:vAlign w:val="center"/>
+          </w:tcPr>
+          <w:p>
+            <w:r/>
+            <w:r>
+              <w:rPr>
+                <w:rFonts w:ascii="Arial" w:hAnsi="Arial"/>
+                <w:b w:val="0"/>
+                <w:sz w:val="18"/>
+              </w:rPr>
+              <w:t>Draft</w:t>
+            </w:r>
+          </w:p>
+        </w:tc>
+      </w:tr>
+      <w:tr>
+        <w:tc>
+          <w:tcPr>
+            <w:tcW w:type="dxa" w:w="1662"/>
+            <w:vAlign w:val="center"/>
+          </w:tcPr>
+          <w:p>
+            <w:r/>
+            <w:r>
+              <w:rPr>
+                <w:rFonts w:ascii="Arial" w:hAnsi="Arial"/>
+                <w:b w:val="0"/>
+                <w:sz w:val="18"/>
+              </w:rPr>
+              <w:t>v1.6</w:t>
+            </w:r>
+          </w:p>
+        </w:tc>
+        <w:tc>
+          <w:tcPr>
+            <w:tcW w:type="dxa" w:w="1662"/>
+            <w:vAlign w:val="center"/>
+          </w:tcPr>
+          <w:p>
+            <w:r/>
+            <w:r>
+              <w:rPr>
+                <w:rFonts w:ascii="Arial" w:hAnsi="Arial"/>
+                <w:b w:val="0"/>
+                <w:sz w:val="18"/>
+              </w:rPr>
+              <w:t>2026-07-24</w:t>
+            </w:r>
+          </w:p>
+        </w:tc>
+        <w:tc>
+          <w:tcPr>
+            <w:tcW w:type="dxa" w:w="1662"/>
+            <w:vAlign w:val="center"/>
+          </w:tcPr>
+          <w:p>
+            <w:r/>
+            <w:r>
+              <w:rPr>
+                <w:rFonts w:ascii="Arial" w:hAnsi="Arial"/>
+                <w:b w:val="0"/>
+                <w:sz w:val="18"/>
+              </w:rPr>
+              <w:t>IDTS Project Team</w:t>
+            </w:r>
+          </w:p>
+        </w:tc>
+        <w:tc>
+          <w:tcPr>
+            <w:tcW w:type="dxa" w:w="1662"/>
+            <w:vAlign w:val="center"/>
+          </w:tcPr>
+          <w:p>
+            <w:r/>
+            <w:r>
+              <w:rPr>
+                <w:rFonts w:ascii="Arial" w:hAnsi="Arial"/>
+                <w:b w:val="0"/>
+                <w:sz w:val="18"/>
+              </w:rPr>
+              <w:t>Mentor / Supervisor</w:t>
+            </w:r>
+          </w:p>
+        </w:tc>
+        <w:tc>
+          <w:tcPr>
+            <w:tcW w:type="dxa" w:w="1662"/>
+            <w:vAlign w:val="center"/>
+          </w:tcPr>
+          <w:p>
+            <w:r/>
+            <w:r>
+              <w:rPr>
+                <w:rFonts w:ascii="Arial" w:hAnsi="Arial"/>
+                <w:b w:val="0"/>
+                <w:sz w:val="18"/>
+              </w:rPr>
+              <w:t>Đồng bộ traceability OData/draft handler và exact action audit code; sửa wording AI review state theo audit behavior hiện chỉ PENDING.</w:t>
             </w:r>
           </w:p>
         </w:tc>
@@ -2216,7 +2320,7 @@
       <w:r>
         <w:drawing>
           <wp:inline xmlns:a="http://schemas.openxmlformats.org/drawingml/2006/main" xmlns:pic="http://schemas.openxmlformats.org/drawingml/2006/picture">
-            <wp:extent cx="5760720" cy="9610997"/>
+            <wp:extent cx="5760720" cy="9608381"/>
             <wp:docPr id="1" name="Picture 1"/>
             <wp:cNvGraphicFramePr>
               <a:graphicFrameLocks noChangeAspect="1"/>
@@ -2237,7 +2341,7 @@
                   <pic:spPr>
                     <a:xfrm>
                       <a:off x="0" y="0"/>
-                      <a:ext cx="5760720" cy="9610997"/>
+                      <a:ext cx="5760720" cy="9608381"/>
                     </a:xfrm>
                     <a:prstGeom prst="rect"/>
                   </pic:spPr>
@@ -2275,7 +2379,7 @@
       <w:r>
         <w:drawing>
           <wp:inline xmlns:a="http://schemas.openxmlformats.org/drawingml/2006/main" xmlns:pic="http://schemas.openxmlformats.org/drawingml/2006/picture">
-            <wp:extent cx="5760720" cy="3247753"/>
+            <wp:extent cx="5760720" cy="3243290"/>
             <wp:docPr id="2" name="Picture 2"/>
             <wp:cNvGraphicFramePr>
               <a:graphicFrameLocks noChangeAspect="1"/>
@@ -2296,7 +2400,7 @@
                   <pic:spPr>
                     <a:xfrm>
                       <a:off x="0" y="0"/>
-                      <a:ext cx="5760720" cy="3247753"/>
+                      <a:ext cx="5760720" cy="3243290"/>
                     </a:xfrm>
                     <a:prstGeom prst="rect"/>
                   </pic:spPr>
@@ -2334,7 +2438,7 @@
       <w:r>
         <w:drawing>
           <wp:inline xmlns:a="http://schemas.openxmlformats.org/drawingml/2006/main" xmlns:pic="http://schemas.openxmlformats.org/drawingml/2006/picture">
-            <wp:extent cx="5760720" cy="5209631"/>
+            <wp:extent cx="5760720" cy="3885378"/>
             <wp:docPr id="3" name="Picture 3"/>
             <wp:cNvGraphicFramePr>
               <a:graphicFrameLocks noChangeAspect="1"/>
@@ -2355,7 +2459,7 @@
                   <pic:spPr>
                     <a:xfrm>
                       <a:off x="0" y="0"/>
-                      <a:ext cx="5760720" cy="5209631"/>
+                      <a:ext cx="5760720" cy="3885378"/>
                     </a:xfrm>
                     <a:prstGeom prst="rect"/>
                   </pic:spPr>
@@ -2393,7 +2497,7 @@
       <w:r>
         <w:drawing>
           <wp:inline xmlns:a="http://schemas.openxmlformats.org/drawingml/2006/main" xmlns:pic="http://schemas.openxmlformats.org/drawingml/2006/picture">
-            <wp:extent cx="5760720" cy="9875520"/>
+            <wp:extent cx="5760720" cy="9865867"/>
             <wp:docPr id="4" name="Picture 4"/>
             <wp:cNvGraphicFramePr>
               <a:graphicFrameLocks noChangeAspect="1"/>
@@ -2414,7 +2518,7 @@
                   <pic:spPr>
                     <a:xfrm>
                       <a:off x="0" y="0"/>
-                      <a:ext cx="5760720" cy="9875520"/>
+                      <a:ext cx="5760720" cy="9865867"/>
                     </a:xfrm>
                     <a:prstGeom prst="rect"/>
                   </pic:spPr>
@@ -2452,7 +2556,7 @@
       <w:r>
         <w:drawing>
           <wp:inline xmlns:a="http://schemas.openxmlformats.org/drawingml/2006/main" xmlns:pic="http://schemas.openxmlformats.org/drawingml/2006/picture">
-            <wp:extent cx="5760720" cy="6348549"/>
+            <wp:extent cx="5760720" cy="6813878"/>
             <wp:docPr id="5" name="Picture 5"/>
             <wp:cNvGraphicFramePr>
               <a:graphicFrameLocks noChangeAspect="1"/>
@@ -2473,7 +2577,7 @@
                   <pic:spPr>
                     <a:xfrm>
                       <a:off x="0" y="0"/>
-                      <a:ext cx="5760720" cy="6348549"/>
+                      <a:ext cx="5760720" cy="6813878"/>
                     </a:xfrm>
                     <a:prstGeom prst="rect"/>
                   </pic:spPr>
@@ -2511,7 +2615,7 @@
       <w:r>
         <w:drawing>
           <wp:inline xmlns:a="http://schemas.openxmlformats.org/drawingml/2006/main" xmlns:pic="http://schemas.openxmlformats.org/drawingml/2006/picture">
-            <wp:extent cx="5760720" cy="3071404"/>
+            <wp:extent cx="5760720" cy="4204757"/>
             <wp:docPr id="6" name="Picture 6"/>
             <wp:cNvGraphicFramePr>
               <a:graphicFrameLocks noChangeAspect="1"/>
@@ -2532,7 +2636,7 @@
                   <pic:spPr>
                     <a:xfrm>
                       <a:off x="0" y="0"/>
-                      <a:ext cx="5760720" cy="3071404"/>
+                      <a:ext cx="5760720" cy="4204757"/>
                     </a:xfrm>
                     <a:prstGeom prst="rect"/>
                   </pic:spPr>
@@ -2629,7 +2733,7 @@
       <w:r>
         <w:drawing>
           <wp:inline xmlns:a="http://schemas.openxmlformats.org/drawingml/2006/main" xmlns:pic="http://schemas.openxmlformats.org/drawingml/2006/picture">
-            <wp:extent cx="5760720" cy="6554289"/>
+            <wp:extent cx="5760720" cy="6553655"/>
             <wp:docPr id="8" name="Picture 8"/>
             <wp:cNvGraphicFramePr>
               <a:graphicFrameLocks noChangeAspect="1"/>
@@ -2650,7 +2754,7 @@
                   <pic:spPr>
                     <a:xfrm>
                       <a:off x="0" y="0"/>
-                      <a:ext cx="5760720" cy="6554289"/>
+                      <a:ext cx="5760720" cy="6553655"/>
                     </a:xfrm>
                     <a:prstGeom prst="rect"/>
                   </pic:spPr>
@@ -9384,6 +9488,462 @@
       </w:tr>
     </w:tbl>
     <w:p>
+      <w:r>
+        <w:t>Baseline audit đã deploy giữ một exact action code cho mỗi bound workflow command để reviewer trace trực tiếp từ OData request tới event đã lưu mà không phải quy đổi sang legacy label rộng hơn:</w:t>
+      </w:r>
+    </w:p>
+    <w:tbl>
+      <w:tblPr>
+        <w:tblStyle w:val="TableGrid"/>
+        <w:tblW w:type="auto" w:w="0"/>
+        <w:tblLayout w:type="autofit"/>
+        <w:tblLook w:firstColumn="1" w:firstRow="1" w:lastColumn="0" w:lastRow="0" w:noHBand="0" w:noVBand="1" w:val="04A0"/>
+      </w:tblPr>
+      <w:tblGrid>
+        <w:gridCol w:w="4986"/>
+        <w:gridCol w:w="4986"/>
+      </w:tblGrid>
+      <w:tr>
+        <w:tc>
+          <w:tcPr>
+            <w:tcW w:type="dxa" w:w="4986"/>
+            <w:shd w:val="clear" w:fill="D9E2F3"/>
+            <w:vAlign w:val="center"/>
+          </w:tcPr>
+          <w:p>
+            <w:r/>
+            <w:r>
+              <w:rPr>
+                <w:rFonts w:ascii="Arial" w:hAnsi="Arial"/>
+                <w:b/>
+                <w:sz w:val="18"/>
+              </w:rPr>
+              <w:t>Bound OData action</w:t>
+            </w:r>
+          </w:p>
+        </w:tc>
+        <w:tc>
+          <w:tcPr>
+            <w:tcW w:type="dxa" w:w="4986"/>
+            <w:shd w:val="clear" w:fill="D9E2F3"/>
+            <w:vAlign w:val="center"/>
+          </w:tcPr>
+          <w:p>
+            <w:r/>
+            <w:r>
+              <w:rPr>
+                <w:rFonts w:ascii="Arial" w:hAnsi="Arial"/>
+                <w:b/>
+                <w:sz w:val="18"/>
+              </w:rPr>
+              <w:t>Exact ActionTypes.code được persist</w:t>
+            </w:r>
+          </w:p>
+        </w:tc>
+      </w:tr>
+      <w:tr>
+        <w:tc>
+          <w:tcPr>
+            <w:tcW w:type="dxa" w:w="4986"/>
+            <w:vAlign w:val="center"/>
+          </w:tcPr>
+          <w:p>
+            <w:r/>
+            <w:r>
+              <w:rPr>
+                <w:rFonts w:ascii="Arial" w:hAnsi="Arial"/>
+                <w:b w:val="0"/>
+                <w:sz w:val="18"/>
+              </w:rPr>
+              <w:t>assignToDeveloper</w:t>
+            </w:r>
+          </w:p>
+        </w:tc>
+        <w:tc>
+          <w:tcPr>
+            <w:tcW w:type="dxa" w:w="4986"/>
+            <w:vAlign w:val="center"/>
+          </w:tcPr>
+          <w:p>
+            <w:r/>
+            <w:r>
+              <w:rPr>
+                <w:rFonts w:ascii="Arial" w:hAnsi="Arial"/>
+                <w:b w:val="0"/>
+                <w:sz w:val="18"/>
+              </w:rPr>
+              <w:t>ASSIGN_TO_DEVELOPER</w:t>
+            </w:r>
+          </w:p>
+        </w:tc>
+      </w:tr>
+      <w:tr>
+        <w:tc>
+          <w:tcPr>
+            <w:tcW w:type="dxa" w:w="4986"/>
+            <w:vAlign w:val="center"/>
+          </w:tcPr>
+          <w:p>
+            <w:r/>
+            <w:r>
+              <w:rPr>
+                <w:rFonts w:ascii="Arial" w:hAnsi="Arial"/>
+                <w:b w:val="0"/>
+                <w:sz w:val="18"/>
+              </w:rPr>
+              <w:t>moveToPendingAssignment</w:t>
+            </w:r>
+          </w:p>
+        </w:tc>
+        <w:tc>
+          <w:tcPr>
+            <w:tcW w:type="dxa" w:w="4986"/>
+            <w:vAlign w:val="center"/>
+          </w:tcPr>
+          <w:p>
+            <w:r/>
+            <w:r>
+              <w:rPr>
+                <w:rFonts w:ascii="Arial" w:hAnsi="Arial"/>
+                <w:b w:val="0"/>
+                <w:sz w:val="18"/>
+              </w:rPr>
+              <w:t>MOVE_TO_PENDING_ASSIGNMENT</w:t>
+            </w:r>
+          </w:p>
+        </w:tc>
+      </w:tr>
+      <w:tr>
+        <w:tc>
+          <w:tcPr>
+            <w:tcW w:type="dxa" w:w="4986"/>
+            <w:vAlign w:val="center"/>
+          </w:tcPr>
+          <w:p>
+            <w:r/>
+            <w:r>
+              <w:rPr>
+                <w:rFonts w:ascii="Arial" w:hAnsi="Arial"/>
+                <w:b w:val="0"/>
+                <w:sz w:val="18"/>
+              </w:rPr>
+              <w:t>markInReview</w:t>
+            </w:r>
+          </w:p>
+        </w:tc>
+        <w:tc>
+          <w:tcPr>
+            <w:tcW w:type="dxa" w:w="4986"/>
+            <w:vAlign w:val="center"/>
+          </w:tcPr>
+          <w:p>
+            <w:r/>
+            <w:r>
+              <w:rPr>
+                <w:rFonts w:ascii="Arial" w:hAnsi="Arial"/>
+                <w:b w:val="0"/>
+                <w:sz w:val="18"/>
+              </w:rPr>
+              <w:t>MARK_IN_REVIEW</w:t>
+            </w:r>
+          </w:p>
+        </w:tc>
+      </w:tr>
+      <w:tr>
+        <w:tc>
+          <w:tcPr>
+            <w:tcW w:type="dxa" w:w="4986"/>
+            <w:vAlign w:val="center"/>
+          </w:tcPr>
+          <w:p>
+            <w:r/>
+            <w:r>
+              <w:rPr>
+                <w:rFonts w:ascii="Arial" w:hAnsi="Arial"/>
+                <w:b w:val="0"/>
+                <w:sz w:val="18"/>
+              </w:rPr>
+              <w:t>requestMoreInformation</w:t>
+            </w:r>
+          </w:p>
+        </w:tc>
+        <w:tc>
+          <w:tcPr>
+            <w:tcW w:type="dxa" w:w="4986"/>
+            <w:vAlign w:val="center"/>
+          </w:tcPr>
+          <w:p>
+            <w:r/>
+            <w:r>
+              <w:rPr>
+                <w:rFonts w:ascii="Arial" w:hAnsi="Arial"/>
+                <w:b w:val="0"/>
+                <w:sz w:val="18"/>
+              </w:rPr>
+              <w:t>REQUEST_MORE_INFORMATION</w:t>
+            </w:r>
+          </w:p>
+        </w:tc>
+      </w:tr>
+      <w:tr>
+        <w:tc>
+          <w:tcPr>
+            <w:tcW w:type="dxa" w:w="4986"/>
+            <w:vAlign w:val="center"/>
+          </w:tcPr>
+          <w:p>
+            <w:r/>
+            <w:r>
+              <w:rPr>
+                <w:rFonts w:ascii="Arial" w:hAnsi="Arial"/>
+                <w:b w:val="0"/>
+                <w:sz w:val="18"/>
+              </w:rPr>
+              <w:t>resubmitToDeveloper</w:t>
+            </w:r>
+          </w:p>
+        </w:tc>
+        <w:tc>
+          <w:tcPr>
+            <w:tcW w:type="dxa" w:w="4986"/>
+            <w:vAlign w:val="center"/>
+          </w:tcPr>
+          <w:p>
+            <w:r/>
+            <w:r>
+              <w:rPr>
+                <w:rFonts w:ascii="Arial" w:hAnsi="Arial"/>
+                <w:b w:val="0"/>
+                <w:sz w:val="18"/>
+              </w:rPr>
+              <w:t>RESUBMIT_TO_DEVELOPER</w:t>
+            </w:r>
+          </w:p>
+        </w:tc>
+      </w:tr>
+      <w:tr>
+        <w:tc>
+          <w:tcPr>
+            <w:tcW w:type="dxa" w:w="4986"/>
+            <w:vAlign w:val="center"/>
+          </w:tcPr>
+          <w:p>
+            <w:r/>
+            <w:r>
+              <w:rPr>
+                <w:rFonts w:ascii="Arial" w:hAnsi="Arial"/>
+                <w:b w:val="0"/>
+                <w:sz w:val="18"/>
+              </w:rPr>
+              <w:t>rejectBug</w:t>
+            </w:r>
+          </w:p>
+        </w:tc>
+        <w:tc>
+          <w:tcPr>
+            <w:tcW w:type="dxa" w:w="4986"/>
+            <w:vAlign w:val="center"/>
+          </w:tcPr>
+          <w:p>
+            <w:r/>
+            <w:r>
+              <w:rPr>
+                <w:rFonts w:ascii="Arial" w:hAnsi="Arial"/>
+                <w:b w:val="0"/>
+                <w:sz w:val="18"/>
+              </w:rPr>
+              <w:t>REJECT_BUG</w:t>
+            </w:r>
+          </w:p>
+        </w:tc>
+      </w:tr>
+      <w:tr>
+        <w:tc>
+          <w:tcPr>
+            <w:tcW w:type="dxa" w:w="4986"/>
+            <w:vAlign w:val="center"/>
+          </w:tcPr>
+          <w:p>
+            <w:r/>
+            <w:r>
+              <w:rPr>
+                <w:rFonts w:ascii="Arial" w:hAnsi="Arial"/>
+                <w:b w:val="0"/>
+                <w:sz w:val="18"/>
+              </w:rPr>
+              <w:t>startProgress</w:t>
+            </w:r>
+          </w:p>
+        </w:tc>
+        <w:tc>
+          <w:tcPr>
+            <w:tcW w:type="dxa" w:w="4986"/>
+            <w:vAlign w:val="center"/>
+          </w:tcPr>
+          <w:p>
+            <w:r/>
+            <w:r>
+              <w:rPr>
+                <w:rFonts w:ascii="Arial" w:hAnsi="Arial"/>
+                <w:b w:val="0"/>
+                <w:sz w:val="18"/>
+              </w:rPr>
+              <w:t>START_PROGRESS</w:t>
+            </w:r>
+          </w:p>
+        </w:tc>
+      </w:tr>
+      <w:tr>
+        <w:tc>
+          <w:tcPr>
+            <w:tcW w:type="dxa" w:w="4986"/>
+            <w:vAlign w:val="center"/>
+          </w:tcPr>
+          <w:p>
+            <w:r/>
+            <w:r>
+              <w:rPr>
+                <w:rFonts w:ascii="Arial" w:hAnsi="Arial"/>
+                <w:b w:val="0"/>
+                <w:sz w:val="18"/>
+              </w:rPr>
+              <w:t>resolveBug</w:t>
+            </w:r>
+          </w:p>
+        </w:tc>
+        <w:tc>
+          <w:tcPr>
+            <w:tcW w:type="dxa" w:w="4986"/>
+            <w:vAlign w:val="center"/>
+          </w:tcPr>
+          <w:p>
+            <w:r/>
+            <w:r>
+              <w:rPr>
+                <w:rFonts w:ascii="Arial" w:hAnsi="Arial"/>
+                <w:b w:val="0"/>
+                <w:sz w:val="18"/>
+              </w:rPr>
+              <w:t>RESOLVE_BUG</w:t>
+            </w:r>
+          </w:p>
+        </w:tc>
+      </w:tr>
+      <w:tr>
+        <w:tc>
+          <w:tcPr>
+            <w:tcW w:type="dxa" w:w="4986"/>
+            <w:vAlign w:val="center"/>
+          </w:tcPr>
+          <w:p>
+            <w:r/>
+            <w:r>
+              <w:rPr>
+                <w:rFonts w:ascii="Arial" w:hAnsi="Arial"/>
+                <w:b w:val="0"/>
+                <w:sz w:val="18"/>
+              </w:rPr>
+              <w:t>sendToRetest</w:t>
+            </w:r>
+          </w:p>
+        </w:tc>
+        <w:tc>
+          <w:tcPr>
+            <w:tcW w:type="dxa" w:w="4986"/>
+            <w:vAlign w:val="center"/>
+          </w:tcPr>
+          <w:p>
+            <w:r/>
+            <w:r>
+              <w:rPr>
+                <w:rFonts w:ascii="Arial" w:hAnsi="Arial"/>
+                <w:b w:val="0"/>
+                <w:sz w:val="18"/>
+              </w:rPr>
+              <w:t>SEND_TO_RETEST</w:t>
+            </w:r>
+          </w:p>
+        </w:tc>
+      </w:tr>
+      <w:tr>
+        <w:tc>
+          <w:tcPr>
+            <w:tcW w:type="dxa" w:w="4986"/>
+            <w:vAlign w:val="center"/>
+          </w:tcPr>
+          <w:p>
+            <w:r/>
+            <w:r>
+              <w:rPr>
+                <w:rFonts w:ascii="Arial" w:hAnsi="Arial"/>
+                <w:b w:val="0"/>
+                <w:sz w:val="18"/>
+              </w:rPr>
+              <w:t>closeBug</w:t>
+            </w:r>
+          </w:p>
+        </w:tc>
+        <w:tc>
+          <w:tcPr>
+            <w:tcW w:type="dxa" w:w="4986"/>
+            <w:vAlign w:val="center"/>
+          </w:tcPr>
+          <w:p>
+            <w:r/>
+            <w:r>
+              <w:rPr>
+                <w:rFonts w:ascii="Arial" w:hAnsi="Arial"/>
+                <w:b w:val="0"/>
+                <w:sz w:val="18"/>
+              </w:rPr>
+              <w:t>CLOSE_BUG</w:t>
+            </w:r>
+          </w:p>
+        </w:tc>
+      </w:tr>
+      <w:tr>
+        <w:tc>
+          <w:tcPr>
+            <w:tcW w:type="dxa" w:w="4986"/>
+            <w:vAlign w:val="center"/>
+          </w:tcPr>
+          <w:p>
+            <w:r/>
+            <w:r>
+              <w:rPr>
+                <w:rFonts w:ascii="Arial" w:hAnsi="Arial"/>
+                <w:b w:val="0"/>
+                <w:sz w:val="18"/>
+              </w:rPr>
+              <w:t>reopenBug</w:t>
+            </w:r>
+          </w:p>
+        </w:tc>
+        <w:tc>
+          <w:tcPr>
+            <w:tcW w:type="dxa" w:w="4986"/>
+            <w:vAlign w:val="center"/>
+          </w:tcPr>
+          <w:p>
+            <w:r/>
+            <w:r>
+              <w:rPr>
+                <w:rFonts w:ascii="Arial" w:hAnsi="Arial"/>
+                <w:b w:val="0"/>
+                <w:sz w:val="18"/>
+              </w:rPr>
+              <w:t>REOPEN_BUG</w:t>
+            </w:r>
+          </w:p>
+        </w:tc>
+      </w:tr>
+    </w:tbl>
+    <w:p>
+      <w:r>
+        <w:t>Runtime vẫn giữ legacy action category để tương thích history cũ. Evidence mới theo exact command phải dùng exact code trong bảng trên.</w:t>
+      </w:r>
+    </w:p>
+    <w:p>
       <w:pPr>
         <w:pStyle w:val="Heading3"/>
       </w:pPr>
@@ -11215,7 +11775,7 @@
                 <w:b w:val="0"/>
                 <w:sz w:val="18"/>
               </w:rPr>
-              <w:t>CAP allowlist và sanitize các field bug/context được phép; provider trả advisory output đã chuẩn hóa; UI render dưới dạng text cần review; source-linked output được lưu thành safe audit row trong AiSuggestions; user có thể accept, reject, ignore hoặc dùng normal action có authorization để quyết định.</w:t>
+              <w:t>CAP allowlist và sanitize các field bug/context được phép; provider hoặc deterministic fallback trả advisory output đã chuẩn hóa; UI render dưới dạng text cần review; source-linked output được lưu thành safe audit row trong AiSuggestions ở PENDING. User có thể review hoặc bỏ qua advice hiển thị và có thể thực hiện riêng một CAP action thông thường đã được cấp quyền. Service hiện chưa persist kết quả accept/reject/ignore suggestion.</w:t>
             </w:r>
           </w:p>
         </w:tc>
@@ -12613,7 +13173,7 @@
                 <w:b w:val="0"/>
                 <w:sz w:val="18"/>
               </w:rPr>
-              <w:t>AiSuggestions chỉ lưu suggestion đã chuẩn hóa, an toàn cùng human-review/audit state.</w:t>
+              <w:t>AiSuggestions chỉ lưu suggestion/audit data đã chuẩn hóa, an toàn. Source-linked row hiện persist ở PENDING; chưa có public action lưu ACCEPTED, REJECTED hoặc IGNORED.</w:t>
             </w:r>
           </w:p>
         </w:tc>
